--- a/dist/CDS-Child-Care-Policy-Landscape-2026.docx
+++ b/dist/CDS-Child-Care-Policy-Landscape-2026.docx
@@ -47195,7 +47195,7 @@
               <w:jc w:val="left"/>
             </w:pPr>
             <w:r>
-              <w:t xml:space="preserve">Resolve payment basis with DECAL, DCDEE and TDHS — 159 centers across the three</w:t>
+              <w:t xml:space="preserve">Resolve payment basis with DECAL, DCDEE and TDHS — 158 centers across the three</w:t>
             </w:r>
           </w:p>
         </w:tc>
@@ -48986,7 +48986,7 @@
               <w:t xml:space="preserve"> </w:t>
             </w:r>
             <w:r>
-              <w:t xml:space="preserve">(159 centers)</w:t>
+              <w:t xml:space="preserve">(158 centers)</w:t>
             </w:r>
           </w:p>
         </w:tc>

--- a/dist/CDS-Child-Care-Policy-Landscape-2026.docx
+++ b/dist/CDS-Child-Care-Policy-Landscape-2026.docx
@@ -310,7 +310,7 @@
         <w:t xml:space="preserve"> </w:t>
       </w:r>
       <w:r>
-        <w:t xml:space="preserve">Nine of the eleven elect a governor on November 3, 2026, and in seven of those the incumbent is term-limited. Committee assignments reset in states beginning new two-year terms. Agency heads serving at gubernatorial pleasure are in play. The relationships that produced the last two years of favorable action — Georgia’s child care tax credit package, Tennessee’s red tape reduction act, Kentucky’s omnibus — do not automatically survive the transition.</w:t>
+        <w:t xml:space="preserve">Eight of the eleven elect a governor on November 3, 2026, and in five of those the incumbent is term-limited. Committee assignments reset in states beginning new two-year terms. Agency heads serving at gubernatorial pleasure are in play. The relationships that produced the last two years of favorable action — Georgia’s child care tax credit package, Tennessee’s red tape reduction act, Kentucky’s omnibus — do not automatically survive the transition.</w:t>
       </w:r>
     </w:p>
     <w:p>
@@ -13733,7 +13733,7 @@
         <w:pStyle w:val="FirstParagraph"/>
       </w:pPr>
       <w:r>
-        <w:t xml:space="preserve">Nine of the eleven states elect a governor on November 3, 2026. In seven, the incumbent is term-limited.</w:t>
+        <w:t xml:space="preserve">Eight of the eleven states elect a governor on November 3, 2026. In five, the incumbent is term-limited.</w:t>
       </w:r>
     </w:p>
     <w:tbl>
